--- a/docs/source/simplePREDICT/simplePREDICT.docx
+++ b/docs/source/simplePREDICT/simplePREDICT.docx
@@ -1,6 +1,6 @@
 
 <file path=word/document.xml><?xml version="1.0" encoding="utf-8"?>
-<w:document xmlns:wpc="http://schemas.microsoft.com/office/word/2010/wordprocessingCanvas" xmlns:cx="http://schemas.microsoft.com/office/drawing/2014/chartex" xmlns:cx1="http://schemas.microsoft.com/office/drawing/2015/9/8/chartex" xmlns:cx2="http://schemas.microsoft.com/office/drawing/2015/10/21/chartex" xmlns:cx3="http://schemas.microsoft.com/office/drawing/2016/5/9/chartex" xmlns:cx4="http://schemas.microsoft.com/office/drawing/2016/5/10/chartex" xmlns:cx5="http://schemas.microsoft.com/office/drawing/2016/5/11/chartex" xmlns:cx6="http://schemas.microsoft.com/office/drawing/2016/5/12/chartex" xmlns:cx7="http://schemas.microsoft.com/office/drawing/2016/5/13/chartex" xmlns:cx8="http://schemas.microsoft.com/office/drawing/2016/5/14/chartex" xmlns:mc="http://schemas.openxmlformats.org/markup-compatibility/2006" xmlns:aink="http://schemas.microsoft.com/office/drawing/2016/ink" xmlns:am3d="http://schemas.microsoft.com/office/drawing/2017/model3d" xmlns:o="urn:schemas-microsoft-com:office:office" xmlns:oel="http://schemas.microsoft.com/office/2019/extlst" xmlns:r="http://schemas.openxmlformats.org/officeDocument/2006/relationships" xmlns:m="http://schemas.openxmlformats.org/officeDocument/2006/math" xmlns:v="urn:schemas-microsoft-com:vml" xmlns:wp14="http://schemas.microsoft.com/office/word/2010/wordprocessingDrawing" xmlns:wp="http://schemas.openxmlformats.org/drawingml/2006/wordprocessingDrawing" xmlns:w10="urn:schemas-microsoft-com:office:word" xmlns:w="http://schemas.openxmlformats.org/wordprocessingml/2006/main" xmlns:w14="http://schemas.microsoft.com/office/word/2010/wordml" xmlns:w15="http://schemas.microsoft.com/office/word/2012/wordml" xmlns:w16cex="http://schemas.microsoft.com/office/word/2018/wordml/cex" xmlns:w16cid="http://schemas.microsoft.com/office/word/2016/wordml/cid" xmlns:w16="http://schemas.microsoft.com/office/word/2018/wordml" xmlns:w16du="http://schemas.microsoft.com/office/word/2023/wordml/word16du" xmlns:w16sdtdh="http://schemas.microsoft.com/office/word/2020/wordml/sdtdatahash" xmlns:w16sdtfl="http://schemas.microsoft.com/office/word/2024/wordml/sdtformatlock" xmlns:w16se="http://schemas.microsoft.com/office/word/2015/wordml/symex" xmlns:wpg="http://schemas.microsoft.com/office/word/2010/wordprocessingGroup" xmlns:wpi="http://schemas.microsoft.com/office/word/2010/wordprocessingInk" xmlns:wne="http://schemas.microsoft.com/office/word/2006/wordml" xmlns:wps="http://schemas.microsoft.com/office/word/2010/wordprocessingShape" mc:Ignorable="w14 w15 w16se w16cid w16 w16cex w16sdtdh w16sdtfl w16du wp14">
+<w:document xmlns:wpc="http://schemas.microsoft.com/office/word/2010/wordprocessingCanvas" xmlns:cx="http://schemas.microsoft.com/office/drawing/2014/chartex" xmlns:cx1="http://schemas.microsoft.com/office/drawing/2015/9/8/chartex" xmlns:cx2="http://schemas.microsoft.com/office/drawing/2015/10/21/chartex" xmlns:cx3="http://schemas.microsoft.com/office/drawing/2016/5/9/chartex" xmlns:cx4="http://schemas.microsoft.com/office/drawing/2016/5/10/chartex" xmlns:cx5="http://schemas.microsoft.com/office/drawing/2016/5/11/chartex" xmlns:cx6="http://schemas.microsoft.com/office/drawing/2016/5/12/chartex" xmlns:cx7="http://schemas.microsoft.com/office/drawing/2016/5/13/chartex" xmlns:cx8="http://schemas.microsoft.com/office/drawing/2016/5/14/chartex" xmlns:mc="http://schemas.openxmlformats.org/markup-compatibility/2006" xmlns:m="http://schemas.openxmlformats.org/officeDocument/2006/math" xmlns:aink="http://schemas.microsoft.com/office/drawing/2016/ink" xmlns:am3d="http://schemas.microsoft.com/office/drawing/2017/model3d" xmlns:oel="http://schemas.microsoft.com/office/2019/extlst" xmlns:r="http://schemas.openxmlformats.org/officeDocument/2006/relationships" xmlns:wp14="http://schemas.microsoft.com/office/word/2010/wordprocessingDrawing" xmlns:wp="http://schemas.openxmlformats.org/drawingml/2006/wordprocessingDrawing" xmlns:wpg="http://schemas.microsoft.com/office/word/2010/wordprocessingGroup" xmlns:wpi="http://schemas.microsoft.com/office/word/2010/wordprocessingInk" xmlns:wps="http://schemas.microsoft.com/office/word/2010/wordprocessingShape" xmlns:o="urn:schemas-microsoft-com:office:office" xmlns:v="urn:schemas-microsoft-com:vml" xmlns:w10="urn:schemas-microsoft-com:office:word" xmlns:w="http://schemas.openxmlformats.org/wordprocessingml/2006/main" xmlns:w14="http://schemas.microsoft.com/office/word/2010/wordml" xmlns:w15="http://schemas.microsoft.com/office/word/2012/wordml" xmlns:w16cei="http://schemas.microsoft.com/office/word/2026/wordml/cei" xmlns:w16cex="http://schemas.microsoft.com/office/word/2018/wordml/cex" xmlns:w16cid="http://schemas.microsoft.com/office/word/2016/wordml/cid" xmlns:w16="http://schemas.microsoft.com/office/word/2018/wordml" xmlns:w16sdtdh="http://schemas.microsoft.com/office/word/2020/wordml/sdtdatahash" xmlns:w16sdtfl="http://schemas.microsoft.com/office/word/2024/wordml/sdtformatlock" xmlns:w16se="http://schemas.microsoft.com/office/word/2015/wordml/symex" xmlns:w16du="http://schemas.microsoft.com/office/word/2023/wordml/word16du" xmlns:wne="http://schemas.microsoft.com/office/word/2006/wordml" mc:Ignorable="w14 w15 w16se w16cid w16 w16cex w16sdtdh w16sdtfl w16du wp14">
   <w:body>
     <w:p>
       <w:pPr>
@@ -8,7 +8,10 @@
       </w:pPr>
       <w:proofErr w:type="spellStart"/>
       <w:r>
-        <w:t>simplePREDICT</w:t>
+        <w:t>simple</w:t>
+      </w:r>
+      <w:r>
+        <w:t>VERIFY</w:t>
       </w:r>
       <w:proofErr w:type="spellEnd"/>
     </w:p>
@@ -84,7 +87,10 @@
     <w:p>
       <w:proofErr w:type="spellStart"/>
       <w:r>
-        <w:t>simplePREDICT</w:t>
+        <w:t>simple</w:t>
+      </w:r>
+      <w:r>
+        <w:t>VERIFY</w:t>
       </w:r>
       <w:proofErr w:type="spellEnd"/>
       <w:r>
@@ -96,7 +102,13 @@
       </w:r>
       <w:proofErr w:type="spellEnd"/>
       <w:r>
-        <w:t xml:space="preserve"> suite of utilities. The tool takes the peak-picked data sets, and uses predicted </w:t>
+        <w:t xml:space="preserve"> suite of utilities. The tool takes the peak-picked data </w:t>
+      </w:r>
+      <w:r>
+        <w:t>sets and</w:t>
+      </w:r>
+      <w:r>
+        <w:t xml:space="preserve"> uses predicted </w:t>
       </w:r>
       <w:r>
         <w:rPr>
@@ -133,7 +145,10 @@
       </w:r>
       <w:proofErr w:type="spellStart"/>
       <w:r>
-        <w:t>simplePREDICT</w:t>
+        <w:t>simple</w:t>
+      </w:r>
+      <w:r>
+        <w:t>VERIFY</w:t>
       </w:r>
       <w:proofErr w:type="spellEnd"/>
       <w:r>
@@ -248,7 +263,13 @@
         </w:numPr>
       </w:pPr>
       <w:r>
-        <w:t>If the HSQC experiment is not multiplicity edited then a DEPT-135 dataset is also needed.</w:t>
+        <w:t xml:space="preserve">If the HSQC experiment is not multiplicity </w:t>
+      </w:r>
+      <w:r>
+        <w:t>edited,</w:t>
+      </w:r>
+      <w:r>
+        <w:t xml:space="preserve"> then a DEPT-135 dataset is also needed.</w:t>
       </w:r>
     </w:p>
     <w:p>
@@ -371,6 +392,7 @@
           <w:b/>
           <w:bCs/>
         </w:rPr>
+        <w:lastRenderedPageBreak/>
         <w:t>1-D Carbon</w:t>
       </w:r>
       <w:r>
@@ -489,7 +511,13 @@
         </w:numPr>
       </w:pPr>
       <w:r>
-        <w:t>Used in automatic simulated annealing algorithm to refine the prediction.</w:t>
+        <w:t xml:space="preserve">Used in automatic simulated annealing algorithm to refine the </w:t>
+      </w:r>
+      <w:r>
+        <w:t>assignment</w:t>
+      </w:r>
+      <w:r>
+        <w:t>.</w:t>
       </w:r>
     </w:p>
     <w:p>
@@ -550,7 +578,13 @@
         </w:numPr>
       </w:pPr>
       <w:r>
-        <w:t>Used in automatic simulated annealing algorithm to refine the prediction.</w:t>
+        <w:t xml:space="preserve">Used in automatic simulated annealing algorithm to refine the </w:t>
+      </w:r>
+      <w:r>
+        <w:t>assignment</w:t>
+      </w:r>
+      <w:r>
+        <w:t>.</w:t>
       </w:r>
     </w:p>
     <w:p>
@@ -667,7 +701,15 @@
         </w:numPr>
       </w:pPr>
       <w:r>
-        <w:t>Used when working with historical data that do not have multiplicity-edited HSQC data, in order to differentiate between CH</w:t>
+        <w:t xml:space="preserve">Used when working with historical data that do not have multiplicity-edited HSQC data, </w:t>
+      </w:r>
+      <w:proofErr w:type="gramStart"/>
+      <w:r>
+        <w:t>in order to</w:t>
+      </w:r>
+      <w:proofErr w:type="gramEnd"/>
+      <w:r>
+        <w:t xml:space="preserve"> differentiate between CH</w:t>
       </w:r>
       <w:r>
         <w:rPr>
@@ -741,7 +783,15 @@
         <w:t xml:space="preserve">both </w:t>
       </w:r>
       <w:r>
-        <w:t>HMBC and some form of COSY experiment are very useful, but note that neither is an absolute requirement.  It may be</w:t>
+        <w:t xml:space="preserve">HMBC and some form of COSY experiment are very </w:t>
+      </w:r>
+      <w:proofErr w:type="gramStart"/>
+      <w:r>
+        <w:t>useful, but</w:t>
+      </w:r>
+      <w:proofErr w:type="gramEnd"/>
+      <w:r>
+        <w:t xml:space="preserve"> note that neither is an absolute requirement.  It may be</w:t>
       </w:r>
       <w:r>
         <w:t>, for example,</w:t>
@@ -774,7 +824,11 @@
         <w:t>1</w:t>
       </w:r>
       <w:r>
-        <w:t xml:space="preserve">H COSY spectra and the heteronuclear HSQC-Clip-COSY.  Generally, the HSQC-Clip-COSY experiment will have better peak dispersion, so would probably be favoured, but it may be that in cases where there is near accidental degeneracy in the carbon spectrum, but not in the proton, the classic </w:t>
+        <w:t xml:space="preserve">H COSY spectra </w:t>
+      </w:r>
+      <w:r>
+        <w:lastRenderedPageBreak/>
+        <w:t xml:space="preserve">and the heteronuclear HSQC-Clip-COSY.  Generally, the HSQC-Clip-COSY experiment will have better peak dispersion, so would probably be favoured, but it may be that in cases where there is near accidental degeneracy in the carbon spectrum, but not in the proton, the classic </w:t>
       </w:r>
       <w:r>
         <w:rPr>
@@ -801,7 +855,13 @@
         <w:t>So,</w:t>
       </w:r>
       <w:r>
-        <w:t xml:space="preserve"> the user can select whichever experiment seems more appropriate.  Finally among the 2D data sets, if the molecule contains a significant number of methyl groups that are overlapped with other signals so that it is not immediately apparent to the user which HSQC correlations are due to methyl groups (in some steroids, for example)</w:t>
+        <w:t xml:space="preserve"> the user can select whichever experiment seems more appropriate.  </w:t>
+      </w:r>
+      <w:r>
+        <w:t>Finally,</w:t>
+      </w:r>
+      <w:r>
+        <w:t xml:space="preserve"> among the 2D data sets, if the molecule contains a significant number of methyl groups that are overlapped with other signals so that it is not immediately apparent to the user which HSQC correlations are due to methyl groups (in some steroids, for example)</w:t>
       </w:r>
       <w:r>
         <w:t xml:space="preserve"> the tool can make use of the </w:t>
@@ -810,7 +870,15 @@
         <w:t>DDEPT-CH3-Only</w:t>
       </w:r>
       <w:r>
-        <w:t xml:space="preserve"> experiment to identify the methyl groups, but note that this is often not needed.</w:t>
+        <w:t xml:space="preserve"> experiment to identify the methyl </w:t>
+      </w:r>
+      <w:proofErr w:type="gramStart"/>
+      <w:r>
+        <w:t>groups, but</w:t>
+      </w:r>
+      <w:proofErr w:type="gramEnd"/>
+      <w:r>
+        <w:t xml:space="preserve"> note that this is often not needed.</w:t>
       </w:r>
     </w:p>
     <w:p>
@@ -822,11 +890,22 @@
       </w:r>
       <w:proofErr w:type="spellStart"/>
       <w:r>
-        <w:t>simplePREDICT</w:t>
+        <w:t>simple</w:t>
+      </w:r>
+      <w:r>
+        <w:t>VERIFY</w:t>
       </w:r>
       <w:proofErr w:type="spellEnd"/>
       <w:r>
-        <w:t xml:space="preserve"> tool, but is a useful reference point and takes less than a minute to acquire.  It is generally good policy to acquire the whole suite of NMR experiments on a particular sample at the same time if possible.  In addition, both a 1-D carbon spectrum and a pure-shift proton spectrum (PSYCHE, for example) are very useful in that they greatly simplify the process of peak picking the 2-D spectra (see the documentation </w:t>
+        <w:t xml:space="preserve"> </w:t>
+      </w:r>
+      <w:proofErr w:type="gramStart"/>
+      <w:r>
+        <w:t>tool, but</w:t>
+      </w:r>
+      <w:proofErr w:type="gramEnd"/>
+      <w:r>
+        <w:t xml:space="preserve"> is a useful reference point and takes less than a minute to acquire.  It is generally good policy to acquire the whole suite of NMR experiments on a particular sample at the same time if possible.  In addition, both a 1-D carbon spectrum and a pure-shift proton spectrum (PSYCHE, for example) are very useful in that they greatly simplify the process of peak picking the 2-D spectra (see the documentation </w:t>
       </w:r>
       <w:r>
         <w:t xml:space="preserve">for </w:t>
@@ -847,7 +926,21 @@
         <w:t>all</w:t>
       </w:r>
       <w:r>
-        <w:t xml:space="preserve"> quaternary carbon atoms.  If you are collecting NMR data with the intention of reporting the characterisation of your molecule in the literature you will most likely require a 1-D carbon spectrum anyway so it makes sense to include it in this dataset.</w:t>
+        <w:t xml:space="preserve"> quaternary carbon atoms.  If you are collecting NMR data with the intention of reporting the characterisation of your molecule in the </w:t>
+      </w:r>
+      <w:r>
+        <w:t>literature,</w:t>
+      </w:r>
+      <w:r>
+        <w:t xml:space="preserve"> you will most likely require a 1-D carbon spectrum </w:t>
+      </w:r>
+      <w:proofErr w:type="gramStart"/>
+      <w:r>
+        <w:t>anyway</w:t>
+      </w:r>
+      <w:proofErr w:type="gramEnd"/>
+      <w:r>
+        <w:t xml:space="preserve"> so it makes sense to include it in this dataset.</w:t>
       </w:r>
     </w:p>
     <w:p>
@@ -935,7 +1028,10 @@
       </w:r>
       <w:proofErr w:type="spellStart"/>
       <w:r>
-        <w:t>simplePREDICT</w:t>
+        <w:t>simple</w:t>
+      </w:r>
+      <w:r>
+        <w:t>VERIFY</w:t>
       </w:r>
       <w:proofErr w:type="spellEnd"/>
       <w:r>
@@ -948,7 +1044,10 @@
       </w:r>
       <w:proofErr w:type="spellStart"/>
       <w:r>
-        <w:t>simplePREDICT</w:t>
+        <w:t>simple</w:t>
+      </w:r>
+      <w:r>
+        <w:t>VERIFY</w:t>
       </w:r>
       <w:proofErr w:type="spellEnd"/>
       <w:r>
@@ -965,7 +1064,10 @@
       </w:r>
       <w:proofErr w:type="spellStart"/>
       <w:r>
-        <w:t>simplePREDICT</w:t>
+        <w:t>simple</w:t>
+      </w:r>
+      <w:r>
+        <w:t>VERIFY</w:t>
       </w:r>
       <w:proofErr w:type="spellEnd"/>
       <w:r>
@@ -981,10 +1083,10 @@
           <w:noProof/>
         </w:rPr>
         <w:drawing>
-          <wp:inline distT="0" distB="0" distL="0" distR="0" wp14:anchorId="7451B9F6" wp14:editId="08701FF3">
-            <wp:extent cx="5731510" cy="784860"/>
+          <wp:inline distT="0" distB="0" distL="0" distR="0" wp14:anchorId="638187C9" wp14:editId="3DC406F5">
+            <wp:extent cx="5731510" cy="1353185"/>
             <wp:effectExtent l="0" t="0" r="2540" b="0"/>
-            <wp:docPr id="1741212027" name="Picture 1" descr="highlighted simplePREDICT icon"/>
+            <wp:docPr id="330401049" name="Picture 1"/>
             <wp:cNvGraphicFramePr>
               <a:graphicFrameLocks xmlns:a="http://schemas.openxmlformats.org/drawingml/2006/main" noChangeAspect="1"/>
             </wp:cNvGraphicFramePr>
@@ -992,7 +1094,7 @@
               <a:graphicData uri="http://schemas.openxmlformats.org/drawingml/2006/picture">
                 <pic:pic xmlns:pic="http://schemas.openxmlformats.org/drawingml/2006/picture">
                   <pic:nvPicPr>
-                    <pic:cNvPr id="1741212027" name="Picture 1" descr="highlighted simplePREDICT icon"/>
+                    <pic:cNvPr id="330401049" name=""/>
                     <pic:cNvPicPr/>
                   </pic:nvPicPr>
                   <pic:blipFill>
@@ -1004,7 +1106,7 @@
                   <pic:spPr>
                     <a:xfrm>
                       <a:off x="0" y="0"/>
-                      <a:ext cx="5731510" cy="784860"/>
+                      <a:ext cx="5731510" cy="1353185"/>
                     </a:xfrm>
                     <a:prstGeom prst="rect">
                       <a:avLst/>
@@ -1024,33 +1126,23 @@
       <w:r>
         <w:t xml:space="preserve">Figure </w:t>
       </w:r>
-      <w:r>
-        <w:fldChar w:fldCharType="begin"/>
-      </w:r>
-      <w:r>
-        <w:instrText xml:space="preserve"> SEQ Figure \* ARABIC </w:instrText>
-      </w:r>
-      <w:r>
-        <w:fldChar w:fldCharType="separate"/>
-      </w:r>
-      <w:r>
-        <w:rPr>
-          <w:noProof/>
-        </w:rPr>
-        <w:t>1</w:t>
-      </w:r>
-      <w:r>
-        <w:rPr>
-          <w:noProof/>
-        </w:rPr>
-        <w:fldChar w:fldCharType="end"/>
-      </w:r>
+      <w:fldSimple w:instr=" SEQ Figure \* ARABIC ">
+        <w:r>
+          <w:rPr>
+            <w:noProof/>
+          </w:rPr>
+          <w:t>1</w:t>
+        </w:r>
+      </w:fldSimple>
       <w:r>
         <w:t xml:space="preserve"> The </w:t>
       </w:r>
       <w:proofErr w:type="spellStart"/>
       <w:r>
-        <w:t>simplePREDICT</w:t>
+        <w:t>simple</w:t>
+      </w:r>
+      <w:r>
+        <w:t>VERIFY</w:t>
       </w:r>
       <w:proofErr w:type="spellEnd"/>
       <w:r>
@@ -1074,7 +1166,10 @@
       </w:r>
       <w:proofErr w:type="spellStart"/>
       <w:r>
-        <w:t>simplePREDICT</w:t>
+        <w:t>simple</w:t>
+      </w:r>
+      <w:r>
+        <w:t>VERIFY</w:t>
       </w:r>
       <w:proofErr w:type="spellEnd"/>
       <w:r>
@@ -1096,7 +1191,10 @@
         </w:numPr>
       </w:pPr>
       <w:r>
-        <w:t>NMR datasets to use in the prediction</w:t>
+        <w:t xml:space="preserve">NMR datasets to use in the </w:t>
+      </w:r>
+      <w:r>
+        <w:t>verification</w:t>
       </w:r>
     </w:p>
     <w:p>
@@ -1108,6 +1206,7 @@
         </w:numPr>
       </w:pPr>
       <w:r>
+        <w:lastRenderedPageBreak/>
         <w:t>Which carbon chemical shift prediction source to use</w:t>
       </w:r>
     </w:p>
@@ -1184,33 +1283,23 @@
       <w:r>
         <w:t xml:space="preserve">Figure </w:t>
       </w:r>
-      <w:r>
-        <w:fldChar w:fldCharType="begin"/>
-      </w:r>
-      <w:r>
-        <w:instrText xml:space="preserve"> SEQ Figure \* ARABIC </w:instrText>
-      </w:r>
-      <w:r>
-        <w:fldChar w:fldCharType="separate"/>
-      </w:r>
-      <w:r>
-        <w:rPr>
-          <w:noProof/>
-        </w:rPr>
-        <w:t>2</w:t>
-      </w:r>
-      <w:r>
-        <w:rPr>
-          <w:noProof/>
-        </w:rPr>
-        <w:fldChar w:fldCharType="end"/>
-      </w:r>
+      <w:fldSimple w:instr=" SEQ Figure \* ARABIC ">
+        <w:r>
+          <w:rPr>
+            <w:noProof/>
+          </w:rPr>
+          <w:t>2</w:t>
+        </w:r>
+      </w:fldSimple>
       <w:r>
         <w:t xml:space="preserve"> </w:t>
       </w:r>
       <w:proofErr w:type="spellStart"/>
       <w:r>
-        <w:t>simplePREDICT</w:t>
+        <w:t>simple</w:t>
+      </w:r>
+      <w:r>
+        <w:t>VERIFY</w:t>
       </w:r>
       <w:proofErr w:type="spellEnd"/>
       <w:r>
@@ -1226,7 +1315,10 @@
         <w:t>1. NMR data sets</w:t>
       </w:r>
       <w:r>
-        <w:t xml:space="preserve"> to use in the prediction</w:t>
+        <w:t xml:space="preserve"> to use in the </w:t>
+      </w:r>
+      <w:r>
+        <w:t>verification</w:t>
       </w:r>
     </w:p>
     <w:p>
@@ -1275,8 +1367,21 @@
       <w:r>
         <w:t xml:space="preserve">identify </w:t>
       </w:r>
-      <w:r>
-        <w:t>all of the various possible flavours of experiment from all of the possible equipment manufacturers (past and present!)</w:t>
+      <w:proofErr w:type="gramStart"/>
+      <w:r>
+        <w:t>all of</w:t>
+      </w:r>
+      <w:proofErr w:type="gramEnd"/>
+      <w:r>
+        <w:t xml:space="preserve"> the various possible flavours of experiment from </w:t>
+      </w:r>
+      <w:proofErr w:type="gramStart"/>
+      <w:r>
+        <w:t>all of</w:t>
+      </w:r>
+      <w:proofErr w:type="gramEnd"/>
+      <w:r>
+        <w:t xml:space="preserve"> the possible equipment manufacturers (past and present!)</w:t>
       </w:r>
       <w:r>
         <w:t>. Therefore</w:t>
@@ -1304,7 +1409,10 @@
       </w:r>
       <w:proofErr w:type="spellStart"/>
       <w:r>
-        <w:t>simplePREDICT</w:t>
+        <w:t>simple</w:t>
+      </w:r>
+      <w:r>
+        <w:t>VERIFY</w:t>
       </w:r>
       <w:proofErr w:type="spellEnd"/>
       <w:r>
@@ -1343,6 +1451,7 @@
         <w:pStyle w:val="Heading4"/>
       </w:pPr>
       <w:r>
+        <w:lastRenderedPageBreak/>
         <w:t>2. Carbon Prediction software to use.</w:t>
       </w:r>
     </w:p>
@@ -1358,7 +1467,10 @@
       </w:r>
       <w:proofErr w:type="spellStart"/>
       <w:r>
-        <w:t>simplePREDICT</w:t>
+        <w:t>simple</w:t>
+      </w:r>
+      <w:r>
+        <w:t>VERIFY</w:t>
       </w:r>
       <w:proofErr w:type="spellEnd"/>
       <w:r>
@@ -1387,7 +1499,13 @@
         <w:t xml:space="preserve">option uses the </w:t>
       </w:r>
       <w:r>
-        <w:t>NMRSHIFTDB hose code to predict the chemical shifts. This code is free to use</w:t>
+        <w:t xml:space="preserve">NMRSHIFTDB </w:t>
+      </w:r>
+      <w:r>
+        <w:t>HOSE</w:t>
+      </w:r>
+      <w:r>
+        <w:t xml:space="preserve"> code to predict the chemical shifts. This code is free to use</w:t>
       </w:r>
       <w:r>
         <w:t xml:space="preserve">, but the predictions are generally less accurate than those from the </w:t>
@@ -1409,7 +1527,13 @@
         <w:t xml:space="preserve">3. </w:t>
       </w:r>
       <w:r>
-        <w:t xml:space="preserve">Optimization of Prediction Results using </w:t>
+        <w:t xml:space="preserve">Optimization of </w:t>
+      </w:r>
+      <w:r>
+        <w:t>Verifica</w:t>
+      </w:r>
+      <w:r>
+        <w:t xml:space="preserve">tion Results using </w:t>
       </w:r>
       <w:r>
         <w:t>S</w:t>
@@ -1424,7 +1548,10 @@
       </w:r>
       <w:proofErr w:type="spellStart"/>
       <w:r>
-        <w:t>simplePREDICT</w:t>
+        <w:t>simple</w:t>
+      </w:r>
+      <w:r>
+        <w:t>VERIFY</w:t>
       </w:r>
       <w:proofErr w:type="spellEnd"/>
       <w:r>
@@ -1568,7 +1695,10 @@
       </w:r>
       <w:proofErr w:type="spellStart"/>
       <w:r>
-        <w:t>simplePREDICT</w:t>
+        <w:t>simple</w:t>
+      </w:r>
+      <w:r>
+        <w:t>VERIFY</w:t>
       </w:r>
       <w:proofErr w:type="spellEnd"/>
       <w:r>
@@ -1581,7 +1711,13 @@
         <w:t xml:space="preserve"> and we are working to improve this</w:t>
       </w:r>
       <w:r>
-        <w:t xml:space="preserve">. The tool catches a number of simple errors and reports </w:t>
+        <w:t xml:space="preserve">. The tool catches </w:t>
+      </w:r>
+      <w:r>
+        <w:t>several</w:t>
+      </w:r>
+      <w:r>
+        <w:t xml:space="preserve"> simple errors and reports </w:t>
       </w:r>
       <w:r>
         <w:t xml:space="preserve">them via MNOVA </w:t>
@@ -1645,11 +1781,15 @@
     </w:p>
     <w:p>
       <w:r>
+        <w:lastRenderedPageBreak/>
         <w:t xml:space="preserve">The </w:t>
       </w:r>
       <w:proofErr w:type="spellStart"/>
       <w:r>
-        <w:t>simplePREDICT</w:t>
+        <w:t>simple</w:t>
+      </w:r>
+      <w:r>
+        <w:t>VERIFY</w:t>
       </w:r>
       <w:proofErr w:type="spellEnd"/>
       <w:r>
@@ -1726,20 +1866,30 @@
         <w:t xml:space="preserve">Typically, the error message will be something like </w:t>
       </w:r>
       <w:proofErr w:type="spellStart"/>
+      <w:proofErr w:type="gramStart"/>
       <w:r>
         <w:t>len</w:t>
       </w:r>
       <w:proofErr w:type="spellEnd"/>
       <w:r>
-        <w:t xml:space="preserve">(CH0) &gt; </w:t>
+        <w:t>(</w:t>
+      </w:r>
+      <w:proofErr w:type="gramEnd"/>
+      <w:r>
+        <w:t xml:space="preserve">CH0) &gt; </w:t>
       </w:r>
       <w:proofErr w:type="spellStart"/>
+      <w:proofErr w:type="gramStart"/>
       <w:r>
         <w:t>len</w:t>
       </w:r>
       <w:proofErr w:type="spellEnd"/>
       <w:r>
-        <w:t>(CH0) 6&gt;5. This means there are more</w:t>
+        <w:t>(</w:t>
+      </w:r>
+      <w:proofErr w:type="gramEnd"/>
+      <w:r>
+        <w:t>CH0) 6&gt;5. This means there are more</w:t>
       </w:r>
       <w:r>
         <w:t xml:space="preserve"> experimental quaternary carbons present than expected in the molecule structure provided.</w:t>
@@ -1747,7 +1897,13 @@
     </w:p>
     <w:p>
       <w:r>
-        <w:t xml:space="preserve">In such cases, the user then has to resort to looking at the </w:t>
+        <w:t xml:space="preserve">In such cases, the user then </w:t>
+      </w:r>
+      <w:r>
+        <w:t>must</w:t>
+      </w:r>
+      <w:r>
+        <w:t xml:space="preserve"> resort to looking at the </w:t>
       </w:r>
       <w:r>
         <w:t xml:space="preserve">HSQC and </w:t>
@@ -1897,7 +2053,7 @@
 </file>
 
 <file path=word/numbering.xml><?xml version="1.0" encoding="utf-8"?>
-<w:numbering xmlns:wpc="http://schemas.microsoft.com/office/word/2010/wordprocessingCanvas" xmlns:cx="http://schemas.microsoft.com/office/drawing/2014/chartex" xmlns:cx1="http://schemas.microsoft.com/office/drawing/2015/9/8/chartex" xmlns:cx2="http://schemas.microsoft.com/office/drawing/2015/10/21/chartex" xmlns:cx3="http://schemas.microsoft.com/office/drawing/2016/5/9/chartex" xmlns:cx4="http://schemas.microsoft.com/office/drawing/2016/5/10/chartex" xmlns:cx5="http://schemas.microsoft.com/office/drawing/2016/5/11/chartex" xmlns:cx6="http://schemas.microsoft.com/office/drawing/2016/5/12/chartex" xmlns:cx7="http://schemas.microsoft.com/office/drawing/2016/5/13/chartex" xmlns:cx8="http://schemas.microsoft.com/office/drawing/2016/5/14/chartex" xmlns:mc="http://schemas.openxmlformats.org/markup-compatibility/2006" xmlns:aink="http://schemas.microsoft.com/office/drawing/2016/ink" xmlns:am3d="http://schemas.microsoft.com/office/drawing/2017/model3d" xmlns:o="urn:schemas-microsoft-com:office:office" xmlns:oel="http://schemas.microsoft.com/office/2019/extlst" xmlns:r="http://schemas.openxmlformats.org/officeDocument/2006/relationships" xmlns:m="http://schemas.openxmlformats.org/officeDocument/2006/math" xmlns:v="urn:schemas-microsoft-com:vml" xmlns:wp14="http://schemas.microsoft.com/office/word/2010/wordprocessingDrawing" xmlns:wp="http://schemas.openxmlformats.org/drawingml/2006/wordprocessingDrawing" xmlns:w10="urn:schemas-microsoft-com:office:word" xmlns:w="http://schemas.openxmlformats.org/wordprocessingml/2006/main" xmlns:w14="http://schemas.microsoft.com/office/word/2010/wordml" xmlns:w15="http://schemas.microsoft.com/office/word/2012/wordml" xmlns:w16cex="http://schemas.microsoft.com/office/word/2018/wordml/cex" xmlns:w16cid="http://schemas.microsoft.com/office/word/2016/wordml/cid" xmlns:w16="http://schemas.microsoft.com/office/word/2018/wordml" xmlns:w16du="http://schemas.microsoft.com/office/word/2023/wordml/word16du" xmlns:w16sdtdh="http://schemas.microsoft.com/office/word/2020/wordml/sdtdatahash" xmlns:w16sdtfl="http://schemas.microsoft.com/office/word/2024/wordml/sdtformatlock" xmlns:w16se="http://schemas.microsoft.com/office/word/2015/wordml/symex" xmlns:wpg="http://schemas.microsoft.com/office/word/2010/wordprocessingGroup" xmlns:wpi="http://schemas.microsoft.com/office/word/2010/wordprocessingInk" xmlns:wne="http://schemas.microsoft.com/office/word/2006/wordml" xmlns:wps="http://schemas.microsoft.com/office/word/2010/wordprocessingShape" mc:Ignorable="w14 w15 w16se w16cid w16 w16cex w16sdtdh w16sdtfl w16du wp14">
+<w:numbering xmlns:wpc="http://schemas.microsoft.com/office/word/2010/wordprocessingCanvas" xmlns:cx="http://schemas.microsoft.com/office/drawing/2014/chartex" xmlns:cx1="http://schemas.microsoft.com/office/drawing/2015/9/8/chartex" xmlns:cx2="http://schemas.microsoft.com/office/drawing/2015/10/21/chartex" xmlns:cx3="http://schemas.microsoft.com/office/drawing/2016/5/9/chartex" xmlns:cx4="http://schemas.microsoft.com/office/drawing/2016/5/10/chartex" xmlns:cx5="http://schemas.microsoft.com/office/drawing/2016/5/11/chartex" xmlns:cx6="http://schemas.microsoft.com/office/drawing/2016/5/12/chartex" xmlns:cx7="http://schemas.microsoft.com/office/drawing/2016/5/13/chartex" xmlns:cx8="http://schemas.microsoft.com/office/drawing/2016/5/14/chartex" xmlns:mc="http://schemas.openxmlformats.org/markup-compatibility/2006" xmlns:m="http://schemas.openxmlformats.org/officeDocument/2006/math" xmlns:aink="http://schemas.microsoft.com/office/drawing/2016/ink" xmlns:am3d="http://schemas.microsoft.com/office/drawing/2017/model3d" xmlns:oel="http://schemas.microsoft.com/office/2019/extlst" xmlns:r="http://schemas.openxmlformats.org/officeDocument/2006/relationships" xmlns:wp14="http://schemas.microsoft.com/office/word/2010/wordprocessingDrawing" xmlns:wp="http://schemas.openxmlformats.org/drawingml/2006/wordprocessingDrawing" xmlns:wpg="http://schemas.microsoft.com/office/word/2010/wordprocessingGroup" xmlns:wpi="http://schemas.microsoft.com/office/word/2010/wordprocessingInk" xmlns:wps="http://schemas.microsoft.com/office/word/2010/wordprocessingShape" xmlns:o="urn:schemas-microsoft-com:office:office" xmlns:v="urn:schemas-microsoft-com:vml" xmlns:w10="urn:schemas-microsoft-com:office:word" xmlns:w="http://schemas.openxmlformats.org/wordprocessingml/2006/main" xmlns:w14="http://schemas.microsoft.com/office/word/2010/wordml" xmlns:w15="http://schemas.microsoft.com/office/word/2012/wordml" xmlns:w16cei="http://schemas.microsoft.com/office/word/2026/wordml/cei" xmlns:w16cex="http://schemas.microsoft.com/office/word/2018/wordml/cex" xmlns:w16cid="http://schemas.microsoft.com/office/word/2016/wordml/cid" xmlns:w16="http://schemas.microsoft.com/office/word/2018/wordml" xmlns:w16sdtdh="http://schemas.microsoft.com/office/word/2020/wordml/sdtdatahash" xmlns:w16sdtfl="http://schemas.microsoft.com/office/word/2024/wordml/sdtformatlock" xmlns:w16se="http://schemas.microsoft.com/office/word/2015/wordml/symex" xmlns:w16du="http://schemas.microsoft.com/office/word/2023/wordml/word16du" xmlns:wne="http://schemas.microsoft.com/office/word/2006/wordml" mc:Ignorable="w14 w15 w16se w16cid w16 w16cex w16sdtdh w16sdtfl w16du wp14">
   <w:abstractNum w:abstractNumId="0" w15:restartNumberingAfterBreak="0">
     <w:nsid w:val="127A7E2E"/>
     <w:multiLevelType w:val="hybridMultilevel"/>
@@ -2455,7 +2611,7 @@
 </file>
 
 <file path=word/styles.xml><?xml version="1.0" encoding="utf-8"?>
-<w:styles xmlns:mc="http://schemas.openxmlformats.org/markup-compatibility/2006" xmlns:r="http://schemas.openxmlformats.org/officeDocument/2006/relationships" xmlns:w="http://schemas.openxmlformats.org/wordprocessingml/2006/main" xmlns:w14="http://schemas.microsoft.com/office/word/2010/wordml" xmlns:w15="http://schemas.microsoft.com/office/word/2012/wordml" xmlns:w16cex="http://schemas.microsoft.com/office/word/2018/wordml/cex" xmlns:w16cid="http://schemas.microsoft.com/office/word/2016/wordml/cid" xmlns:w16="http://schemas.microsoft.com/office/word/2018/wordml" xmlns:w16du="http://schemas.microsoft.com/office/word/2023/wordml/word16du" xmlns:w16sdtdh="http://schemas.microsoft.com/office/word/2020/wordml/sdtdatahash" xmlns:w16sdtfl="http://schemas.microsoft.com/office/word/2024/wordml/sdtformatlock" xmlns:w16se="http://schemas.microsoft.com/office/word/2015/wordml/symex" mc:Ignorable="w14 w15 w16se w16cid w16 w16cex w16sdtdh w16sdtfl w16du">
+<w:styles xmlns:mc="http://schemas.openxmlformats.org/markup-compatibility/2006" xmlns:r="http://schemas.openxmlformats.org/officeDocument/2006/relationships" xmlns:w="http://schemas.openxmlformats.org/wordprocessingml/2006/main" xmlns:w14="http://schemas.microsoft.com/office/word/2010/wordml" xmlns:w15="http://schemas.microsoft.com/office/word/2012/wordml" xmlns:w16cex="http://schemas.microsoft.com/office/word/2018/wordml/cex" xmlns:w16cid="http://schemas.microsoft.com/office/word/2016/wordml/cid" xmlns:w16="http://schemas.microsoft.com/office/word/2018/wordml" xmlns:w16sdtdh="http://schemas.microsoft.com/office/word/2020/wordml/sdtdatahash" xmlns:w16sdtfl="http://schemas.microsoft.com/office/word/2024/wordml/sdtformatlock" xmlns:w16se="http://schemas.microsoft.com/office/word/2015/wordml/symex" xmlns:w16du="http://schemas.microsoft.com/office/word/2023/wordml/word16du" mc:Ignorable="w14 w15 w16se w16cid w16 w16cex w16sdtdh w16sdtfl w16du">
   <w:docDefaults>
     <w:rPrDefault>
       <w:rPr>
